--- a/tillsyn/A 34303-2026 tillsynsbegäran.docx
+++ b/tillsyn/A 34303-2026 tillsynsbegäran.docx
@@ -276,7 +276,7 @@
     <w:r>
       <w:tab/>
       <w:tab/>
-      <w:t>2026-09-14</w:t>
+      <w:t>2026-09-15</w:t>
       <w:br/>
       <w:br/>
     </w:r>

--- a/tillsyn/A 34303-2026 tillsynsbegäran.docx
+++ b/tillsyn/A 34303-2026 tillsynsbegäran.docx
@@ -276,7 +276,7 @@
     <w:r>
       <w:tab/>
       <w:tab/>
-      <w:t>2026-09-15</w:t>
+      <w:t>2026-09-16</w:t>
       <w:br/>
       <w:br/>
     </w:r>

--- a/tillsyn/A 34303-2026 tillsynsbegäran.docx
+++ b/tillsyn/A 34303-2026 tillsynsbegäran.docx
@@ -22,7 +22,7 @@
       <w:r>
         <w:drawing>
           <wp:inline xmlns:a="http://schemas.openxmlformats.org/drawingml/2006/main" xmlns:pic="http://schemas.openxmlformats.org/drawingml/2006/picture">
-            <wp:extent cx="5196841" cy="5724000"/>
+            <wp:extent cx="5198808" cy="5724000"/>
             <wp:docPr id="1" name="Picture 1"/>
             <wp:cNvGraphicFramePr>
               <a:graphicFrameLocks noChangeAspect="1"/>
@@ -43,7 +43,7 @@
                   <pic:spPr>
                     <a:xfrm>
                       <a:off x="0" y="0"/>
-                      <a:ext cx="5196841" cy="5724000"/>
+                      <a:ext cx="5198808" cy="5724000"/>
                     </a:xfrm>
                     <a:prstGeom prst="rect"/>
                   </pic:spPr>
@@ -65,7 +65,7 @@
     </w:p>
     <w:p>
       <w:r>
-        <w:t>I och inom 17 meter från avverkningsanmälan finns fynd av 2 naturvårdsarter, varav 2 är typiska (T) och 1 är signalart (S): tibast (S, T) och brudborste (T). Se Figur 1.</w:t>
+        <w:t>I och inom 17 meter från avverkningsanmälan finns fynd av 3 naturvårdsarter, varav 1 är rödlistad, 2 är typiska (T) och 1 är signalart (S): skogsalm (EN), tibast (S, T) och brudborste (T). Se Figur 1.</w:t>
       </w:r>
     </w:p>
     <w:p>
@@ -276,7 +276,7 @@
     <w:r>
       <w:tab/>
       <w:tab/>
-      <w:t>2026-09-16</w:t>
+      <w:t>2026-09-17</w:t>
       <w:br/>
       <w:br/>
     </w:r>

--- a/tillsyn/A 34303-2026 tillsynsbegäran.docx
+++ b/tillsyn/A 34303-2026 tillsynsbegäran.docx
@@ -276,7 +276,7 @@
     <w:r>
       <w:tab/>
       <w:tab/>
-      <w:t>2026-09-17</w:t>
+      <w:t>2026-09-18</w:t>
       <w:br/>
       <w:br/>
     </w:r>

--- a/tillsyn/A 34303-2026 tillsynsbegäran.docx
+++ b/tillsyn/A 34303-2026 tillsynsbegäran.docx
@@ -276,7 +276,7 @@
     <w:r>
       <w:tab/>
       <w:tab/>
-      <w:t>2026-09-18</w:t>
+      <w:t>2026-09-19</w:t>
       <w:br/>
       <w:br/>
     </w:r>

--- a/tillsyn/A 34303-2026 tillsynsbegäran.docx
+++ b/tillsyn/A 34303-2026 tillsynsbegäran.docx
@@ -276,7 +276,7 @@
     <w:r>
       <w:tab/>
       <w:tab/>
-      <w:t>2026-09-19</w:t>
+      <w:t>2026-09-21</w:t>
       <w:br/>
       <w:br/>
     </w:r>

--- a/tillsyn/A 34303-2026 tillsynsbegäran.docx
+++ b/tillsyn/A 34303-2026 tillsynsbegäran.docx
@@ -22,7 +22,7 @@
       <w:r>
         <w:drawing>
           <wp:inline xmlns:a="http://schemas.openxmlformats.org/drawingml/2006/main" xmlns:pic="http://schemas.openxmlformats.org/drawingml/2006/picture">
-            <wp:extent cx="5198808" cy="5724000"/>
+            <wp:extent cx="5484025" cy="5724000"/>
             <wp:docPr id="1" name="Picture 1"/>
             <wp:cNvGraphicFramePr>
               <a:graphicFrameLocks noChangeAspect="1"/>
@@ -43,7 +43,7 @@
                   <pic:spPr>
                     <a:xfrm>
                       <a:off x="0" y="0"/>
-                      <a:ext cx="5198808" cy="5724000"/>
+                      <a:ext cx="5484025" cy="5724000"/>
                     </a:xfrm>
                     <a:prstGeom prst="rect"/>
                   </pic:spPr>
@@ -65,7 +65,7 @@
     </w:p>
     <w:p>
       <w:r>
-        <w:t>I och inom 17 meter från avverkningsanmälan finns fynd av 3 naturvårdsarter, varav 1 är rödlistad, 2 är typiska (T) och 1 är signalart (S): skogsalm (EN), tibast (S, T) och brudborste (T). Se Figur 1.</w:t>
+        <w:t>I och inom 17 meter från avverkningsanmälan finns fynd av 4 naturvårdsarter, varav 1 är rödlistad, 3 är typiska (T) och 2 är signalarter (S): skogsalm (EN), svart trolldruva (S, T), tibast (S, T) och brudborste (T). Se Figur 1.</w:t>
       </w:r>
     </w:p>
     <w:p>
@@ -97,6 +97,44 @@
     <w:p>
       <w:r>
         <w:t>Nedan följer beskrivningar av de naturvårdsarter och fridlysta arter som har sina livsmiljöer och växtplatser i den avverkningsanmälda skogen. De påträffade naturvårdsarterna är ett tydligt kvitto på att det rör sig om en skog med höga naturvärden.</w:t>
+      </w:r>
+    </w:p>
+    <w:p>
+      <w:r>
+        <w:rPr>
+          <w:b/>
+        </w:rPr>
+        <w:t>Svart trolldruva</w:t>
+      </w:r>
+      <w:r>
+        <w:t xml:space="preserve"> är en kalkgynnad växt som förekommer på näringsrik frisk mulljord i såväl bördiga kalkbarrskogar som sydliga kalklövskogar och lundar. Arten är en bra signalart för skyddsvärda biotoper i såväl löv- som barrskogar och tål inte slutavverkning och markberedning. Trolldruva är värdväxt för ett antal sällsynta fjärilsarter som ställer höga krav på sina livsmiljöer, däribland trolldruvemätare (EN), skuggmalmätare (VU) och trolldruvelobmätare (VU). Svart trolldruva är typisk art för </w:t>
+      </w:r>
+      <w:r>
+        <w:rPr>
+          <w:i/>
+        </w:rPr>
+        <w:t>9050 Näringsrik granskog,</w:t>
+      </w:r>
+      <w:r>
+        <w:t xml:space="preserve"> </w:t>
+      </w:r>
+      <w:r>
+        <w:rPr>
+          <w:i/>
+        </w:rPr>
+        <w:t xml:space="preserve">9020 Nordlig ädellövskog, 9160 Näringsrik ekskog, 9180 Ädellövskog i branter </w:t>
+      </w:r>
+      <w:r>
+        <w:t>och</w:t>
+      </w:r>
+      <w:r>
+        <w:rPr>
+          <w:i/>
+        </w:rPr>
+        <w:t xml:space="preserve"> 1610 Åsöar i Östersjön</w:t>
+      </w:r>
+      <w:r>
+        <w:t xml:space="preserve"> (SLU Artdatabanken, 2024; Nitare &amp; Skogsstyrelsen, 2019).</w:t>
       </w:r>
     </w:p>
     <w:p>
@@ -276,7 +314,7 @@
     <w:r>
       <w:tab/>
       <w:tab/>
-      <w:t>2026-09-21</w:t>
+      <w:t>2026-09-23</w:t>
       <w:br/>
       <w:br/>
     </w:r>

--- a/tillsyn/A 34303-2026 tillsynsbegäran.docx
+++ b/tillsyn/A 34303-2026 tillsynsbegäran.docx
@@ -314,7 +314,7 @@
     <w:r>
       <w:tab/>
       <w:tab/>
-      <w:t>2026-09-23</w:t>
+      <w:t>2026-09-24</w:t>
       <w:br/>
       <w:br/>
     </w:r>

--- a/tillsyn/A 34303-2026 tillsynsbegäran.docx
+++ b/tillsyn/A 34303-2026 tillsynsbegäran.docx
@@ -314,7 +314,7 @@
     <w:r>
       <w:tab/>
       <w:tab/>
-      <w:t>2026-09-24</w:t>
+      <w:t>2026-09-25</w:t>
       <w:br/>
       <w:br/>
     </w:r>

--- a/tillsyn/A 34303-2026 tillsynsbegäran.docx
+++ b/tillsyn/A 34303-2026 tillsynsbegäran.docx
@@ -314,7 +314,7 @@
     <w:r>
       <w:tab/>
       <w:tab/>
-      <w:t>2026-09-25</w:t>
+      <w:t>2026-09-26</w:t>
       <w:br/>
       <w:br/>
     </w:r>

--- a/tillsyn/A 34303-2026 tillsynsbegäran.docx
+++ b/tillsyn/A 34303-2026 tillsynsbegäran.docx
@@ -314,7 +314,7 @@
     <w:r>
       <w:tab/>
       <w:tab/>
-      <w:t>2026-09-26</w:t>
+      <w:t>2026-09-27</w:t>
       <w:br/>
       <w:br/>
     </w:r>

--- a/tillsyn/A 34303-2026 tillsynsbegäran.docx
+++ b/tillsyn/A 34303-2026 tillsynsbegäran.docx
@@ -314,7 +314,7 @@
     <w:r>
       <w:tab/>
       <w:tab/>
-      <w:t>2026-09-27</w:t>
+      <w:t>2026-09-28</w:t>
       <w:br/>
       <w:br/>
     </w:r>

--- a/tillsyn/A 34303-2026 tillsynsbegäran.docx
+++ b/tillsyn/A 34303-2026 tillsynsbegäran.docx
@@ -314,7 +314,7 @@
     <w:r>
       <w:tab/>
       <w:tab/>
-      <w:t>2026-09-28</w:t>
+      <w:t>2026-09-29</w:t>
       <w:br/>
       <w:br/>
     </w:r>

--- a/tillsyn/A 34303-2026 tillsynsbegäran.docx
+++ b/tillsyn/A 34303-2026 tillsynsbegäran.docx
@@ -314,7 +314,7 @@
     <w:r>
       <w:tab/>
       <w:tab/>
-      <w:t>2026-09-29</w:t>
+      <w:t>2026-09-30</w:t>
       <w:br/>
       <w:br/>
     </w:r>

--- a/tillsyn/A 34303-2026 tillsynsbegäran.docx
+++ b/tillsyn/A 34303-2026 tillsynsbegäran.docx
@@ -314,7 +314,7 @@
     <w:r>
       <w:tab/>
       <w:tab/>
-      <w:t>2026-09-30</w:t>
+      <w:t>2026-10-01</w:t>
       <w:br/>
       <w:br/>
     </w:r>

--- a/tillsyn/A 34303-2026 tillsynsbegäran.docx
+++ b/tillsyn/A 34303-2026 tillsynsbegäran.docx
@@ -314,7 +314,7 @@
     <w:r>
       <w:tab/>
       <w:tab/>
-      <w:t>2026-10-01</w:t>
+      <w:t>2026-10-02</w:t>
       <w:br/>
       <w:br/>
     </w:r>

--- a/tillsyn/A 34303-2026 tillsynsbegäran.docx
+++ b/tillsyn/A 34303-2026 tillsynsbegäran.docx
@@ -314,7 +314,7 @@
     <w:r>
       <w:tab/>
       <w:tab/>
-      <w:t>2026-10-02</w:t>
+      <w:t>2026-10-03</w:t>
       <w:br/>
       <w:br/>
     </w:r>

--- a/tillsyn/A 34303-2026 tillsynsbegäran.docx
+++ b/tillsyn/A 34303-2026 tillsynsbegäran.docx
@@ -314,7 +314,7 @@
     <w:r>
       <w:tab/>
       <w:tab/>
-      <w:t>2026-10-03</w:t>
+      <w:t>2026-10-04</w:t>
       <w:br/>
       <w:br/>
     </w:r>

--- a/tillsyn/A 34303-2026 tillsynsbegäran.docx
+++ b/tillsyn/A 34303-2026 tillsynsbegäran.docx
@@ -314,7 +314,7 @@
     <w:r>
       <w:tab/>
       <w:tab/>
-      <w:t>2026-10-04</w:t>
+      <w:t>2026-10-05</w:t>
       <w:br/>
       <w:br/>
     </w:r>

--- a/tillsyn/A 34303-2026 tillsynsbegäran.docx
+++ b/tillsyn/A 34303-2026 tillsynsbegäran.docx
@@ -314,7 +314,7 @@
     <w:r>
       <w:tab/>
       <w:tab/>
-      <w:t>2026-10-05</w:t>
+      <w:t>2026-10-06</w:t>
       <w:br/>
       <w:br/>
     </w:r>

--- a/tillsyn/A 34303-2026 tillsynsbegäran.docx
+++ b/tillsyn/A 34303-2026 tillsynsbegäran.docx
@@ -314,7 +314,7 @@
     <w:r>
       <w:tab/>
       <w:tab/>
-      <w:t>2026-10-06</w:t>
+      <w:t>2026-10-07</w:t>
       <w:br/>
       <w:br/>
     </w:r>

--- a/tillsyn/A 34303-2026 tillsynsbegäran.docx
+++ b/tillsyn/A 34303-2026 tillsynsbegäran.docx
@@ -314,7 +314,7 @@
     <w:r>
       <w:tab/>
       <w:tab/>
-      <w:t>2026-10-07</w:t>
+      <w:t>2026-10-08</w:t>
       <w:br/>
       <w:br/>
     </w:r>

--- a/tillsyn/A 34303-2026 tillsynsbegäran.docx
+++ b/tillsyn/A 34303-2026 tillsynsbegäran.docx
@@ -314,7 +314,7 @@
     <w:r>
       <w:tab/>
       <w:tab/>
-      <w:t>2026-10-08</w:t>
+      <w:t>2026-10-09</w:t>
       <w:br/>
       <w:br/>
     </w:r>

--- a/tillsyn/A 34303-2026 tillsynsbegäran.docx
+++ b/tillsyn/A 34303-2026 tillsynsbegäran.docx
@@ -314,7 +314,7 @@
     <w:r>
       <w:tab/>
       <w:tab/>
-      <w:t>2026-10-09</w:t>
+      <w:t>2026-10-10</w:t>
       <w:br/>
       <w:br/>
     </w:r>

--- a/tillsyn/A 34303-2026 tillsynsbegäran.docx
+++ b/tillsyn/A 34303-2026 tillsynsbegäran.docx
@@ -314,7 +314,7 @@
     <w:r>
       <w:tab/>
       <w:tab/>
-      <w:t>2026-10-10</w:t>
+      <w:t>2026-10-11</w:t>
       <w:br/>
       <w:br/>
     </w:r>

--- a/tillsyn/A 34303-2026 tillsynsbegäran.docx
+++ b/tillsyn/A 34303-2026 tillsynsbegäran.docx
@@ -314,7 +314,7 @@
     <w:r>
       <w:tab/>
       <w:tab/>
-      <w:t>2026-10-11</w:t>
+      <w:t>2026-10-12</w:t>
       <w:br/>
       <w:br/>
     </w:r>

--- a/tillsyn/A 34303-2026 tillsynsbegäran.docx
+++ b/tillsyn/A 34303-2026 tillsynsbegäran.docx
@@ -314,7 +314,7 @@
     <w:r>
       <w:tab/>
       <w:tab/>
-      <w:t>2026-10-12</w:t>
+      <w:t>2026-10-13</w:t>
       <w:br/>
       <w:br/>
     </w:r>

--- a/tillsyn/A 34303-2026 tillsynsbegäran.docx
+++ b/tillsyn/A 34303-2026 tillsynsbegäran.docx
@@ -314,7 +314,7 @@
     <w:r>
       <w:tab/>
       <w:tab/>
-      <w:t>2026-10-13</w:t>
+      <w:t>2026-10-14</w:t>
       <w:br/>
       <w:br/>
     </w:r>

--- a/tillsyn/A 34303-2026 tillsynsbegäran.docx
+++ b/tillsyn/A 34303-2026 tillsynsbegäran.docx
@@ -314,7 +314,7 @@
     <w:r>
       <w:tab/>
       <w:tab/>
-      <w:t>2026-10-14</w:t>
+      <w:t>2026-10-15</w:t>
       <w:br/>
       <w:br/>
     </w:r>

--- a/tillsyn/A 34303-2026 tillsynsbegäran.docx
+++ b/tillsyn/A 34303-2026 tillsynsbegäran.docx
@@ -314,7 +314,7 @@
     <w:r>
       <w:tab/>
       <w:tab/>
-      <w:t>2026-10-15</w:t>
+      <w:t>2026-10-16</w:t>
       <w:br/>
       <w:br/>
     </w:r>

--- a/tillsyn/A 34303-2026 tillsynsbegäran.docx
+++ b/tillsyn/A 34303-2026 tillsynsbegäran.docx
@@ -314,7 +314,7 @@
     <w:r>
       <w:tab/>
       <w:tab/>
-      <w:t>2026-10-16</w:t>
+      <w:t>2026-10-17</w:t>
       <w:br/>
       <w:br/>
     </w:r>

--- a/tillsyn/A 34303-2026 tillsynsbegäran.docx
+++ b/tillsyn/A 34303-2026 tillsynsbegäran.docx
@@ -314,7 +314,7 @@
     <w:r>
       <w:tab/>
       <w:tab/>
-      <w:t>2026-10-17</w:t>
+      <w:t>2026-10-18</w:t>
       <w:br/>
       <w:br/>
     </w:r>

--- a/tillsyn/A 34303-2026 tillsynsbegäran.docx
+++ b/tillsyn/A 34303-2026 tillsynsbegäran.docx
@@ -314,7 +314,7 @@
     <w:r>
       <w:tab/>
       <w:tab/>
-      <w:t>2026-10-18</w:t>
+      <w:t>2026-10-19</w:t>
       <w:br/>
       <w:br/>
     </w:r>

--- a/tillsyn/A 34303-2026 tillsynsbegäran.docx
+++ b/tillsyn/A 34303-2026 tillsynsbegäran.docx
@@ -314,7 +314,7 @@
     <w:r>
       <w:tab/>
       <w:tab/>
-      <w:t>2026-10-19</w:t>
+      <w:t>2026-10-20</w:t>
       <w:br/>
       <w:br/>
     </w:r>

--- a/tillsyn/A 34303-2026 tillsynsbegäran.docx
+++ b/tillsyn/A 34303-2026 tillsynsbegäran.docx
@@ -314,7 +314,7 @@
     <w:r>
       <w:tab/>
       <w:tab/>
-      <w:t>2026-10-20</w:t>
+      <w:t>2026-10-21</w:t>
       <w:br/>
       <w:br/>
     </w:r>

--- a/tillsyn/A 34303-2026 tillsynsbegäran.docx
+++ b/tillsyn/A 34303-2026 tillsynsbegäran.docx
@@ -314,7 +314,7 @@
     <w:r>
       <w:tab/>
       <w:tab/>
-      <w:t>2026-10-21</w:t>
+      <w:t>2026-10-22</w:t>
       <w:br/>
       <w:br/>
     </w:r>

--- a/tillsyn/A 34303-2026 tillsynsbegäran.docx
+++ b/tillsyn/A 34303-2026 tillsynsbegäran.docx
@@ -314,7 +314,7 @@
     <w:r>
       <w:tab/>
       <w:tab/>
-      <w:t>2026-10-22</w:t>
+      <w:t>2026-10-23</w:t>
       <w:br/>
       <w:br/>
     </w:r>

--- a/tillsyn/A 34303-2026 tillsynsbegäran.docx
+++ b/tillsyn/A 34303-2026 tillsynsbegäran.docx
@@ -65,7 +65,7 @@
     </w:p>
     <w:p>
       <w:r>
-        <w:t>I och inom 17 meter från avverkningsanmälan finns fynd av 4 naturvårdsarter, varav 1 är rödlistad, 3 är typiska (T) och 2 är signalarter (S): skogsalm (EN), svart trolldruva (S, T), tibast (S, T) och brudborste (T). Se Figur 1.</w:t>
+        <w:t>I och inom 17 meter från avverkningsanmälan finns fynd av 5 naturvårdsarter, varav 2 är rödlistade, 3 är typiska (T) och 2 är signalarter (S): ask (EN), skogsalm (EN), svart trolldruva (S, T), tibast (S, T) och brudborste (T). Se Figur 1.</w:t>
       </w:r>
     </w:p>
     <w:p>
@@ -97,6 +97,17 @@
     <w:p>
       <w:r>
         <w:t>Nedan följer beskrivningar av de naturvårdsarter och fridlysta arter som har sina livsmiljöer och växtplatser i den avverkningsanmälda skogen. De påträffade naturvårdsarterna är ett tydligt kvitto på att det rör sig om en skog med höga naturvärden.</w:t>
+      </w:r>
+    </w:p>
+    <w:p>
+      <w:r>
+        <w:rPr>
+          <w:b/>
+        </w:rPr>
+        <w:t>Ask (EN)</w:t>
+      </w:r>
+      <w:r>
+        <w:t xml:space="preserve"> växer naturligt på frisk till fuktig, näringsrik, mullrik mark, gärna med rörligt, ytnära grundvatten. Asken är mycket viktig för den biologiska mångfalden och den är värd för minst 213 arter i olika organismgrupper, av vilka åtminstone 42 är askspecialister, ytterligare 8 arter förekommer endast på ask och alm. Bland dessa kan nämnas asknätfjäril (EN, §4a), askvårtlav (EN) och askpraktbagge (NT). Det finns en ökad risk att dessa arter försvinner när populationen av ask minskar. Asken är kraftigt drabbad av askskottsjukan, men angripna askar bör inte avverkas eftersom det är så många andra arter knutna till ask, såväl till döda som till levande träd. Eftersom sjukdomen är vindspridd så finns den redan nästan överallt där det finns askar, och till skillnad från almsjukan så förhindrar eller försvårar man inte spridningen genom att ta bort träd. Asken är globalt rödlistad som nära hotad (NT) vilket medför ett internationellt ansvar för arten (SLU Artdatabanken, 2026; IUCN, 2017).</w:t>
       </w:r>
     </w:p>
     <w:p>
@@ -314,7 +325,7 @@
     <w:r>
       <w:tab/>
       <w:tab/>
-      <w:t>2026-10-23</w:t>
+      <w:t>2026-10-24</w:t>
       <w:br/>
       <w:br/>
     </w:r>

--- a/tillsyn/A 34303-2026 tillsynsbegäran.docx
+++ b/tillsyn/A 34303-2026 tillsynsbegäran.docx
@@ -325,7 +325,7 @@
     <w:r>
       <w:tab/>
       <w:tab/>
-      <w:t>2026-10-24</w:t>
+      <w:t>2026-10-25</w:t>
       <w:br/>
       <w:br/>
     </w:r>

--- a/tillsyn/A 34303-2026 tillsynsbegäran.docx
+++ b/tillsyn/A 34303-2026 tillsynsbegäran.docx
@@ -325,7 +325,7 @@
     <w:r>
       <w:tab/>
       <w:tab/>
-      <w:t>2026-10-25</w:t>
+      <w:t>2026-10-26</w:t>
       <w:br/>
       <w:br/>
     </w:r>

--- a/tillsyn/A 34303-2026 tillsynsbegäran.docx
+++ b/tillsyn/A 34303-2026 tillsynsbegäran.docx
@@ -325,7 +325,7 @@
     <w:r>
       <w:tab/>
       <w:tab/>
-      <w:t>2026-10-26</w:t>
+      <w:t>2026-10-27</w:t>
       <w:br/>
       <w:br/>
     </w:r>

--- a/tillsyn/A 34303-2026 tillsynsbegäran.docx
+++ b/tillsyn/A 34303-2026 tillsynsbegäran.docx
@@ -325,7 +325,7 @@
     <w:r>
       <w:tab/>
       <w:tab/>
-      <w:t>2026-10-27</w:t>
+      <w:t>2026-10-28</w:t>
       <w:br/>
       <w:br/>
     </w:r>

--- a/tillsyn/A 34303-2026 tillsynsbegäran.docx
+++ b/tillsyn/A 34303-2026 tillsynsbegäran.docx
@@ -325,7 +325,7 @@
     <w:r>
       <w:tab/>
       <w:tab/>
-      <w:t>2026-10-28</w:t>
+      <w:t>2026-10-29</w:t>
       <w:br/>
       <w:br/>
     </w:r>

--- a/tillsyn/A 34303-2026 tillsynsbegäran.docx
+++ b/tillsyn/A 34303-2026 tillsynsbegäran.docx
@@ -325,7 +325,7 @@
     <w:r>
       <w:tab/>
       <w:tab/>
-      <w:t>2026-10-29</w:t>
+      <w:t>2026-10-31</w:t>
       <w:br/>
       <w:br/>
     </w:r>
